--- a/reports/query_report.docx
+++ b/reports/query_report.docx
@@ -1,6 +1,6 @@
 
 <file path=word/document.xml><?xml version="1.0" encoding="utf-8"?>
-<w:document xmlns:wpc="http://schemas.microsoft.com/office/word/2010/wordprocessingCanvas" xmlns:cx="http://schemas.microsoft.com/office/drawing/2014/chartex" xmlns:cx1="http://schemas.microsoft.com/office/drawing/2015/9/8/chartex" xmlns:cx2="http://schemas.microsoft.com/office/drawing/2015/10/21/chartex" xmlns:cx3="http://schemas.microsoft.com/office/drawing/2016/5/9/chartex" xmlns:cx4="http://schemas.microsoft.com/office/drawing/2016/5/10/chartex" xmlns:cx5="http://schemas.microsoft.com/office/drawing/2016/5/11/chartex" xmlns:cx6="http://schemas.microsoft.com/office/drawing/2016/5/12/chartex" xmlns:cx7="http://schemas.microsoft.com/office/drawing/2016/5/13/chartex" xmlns:cx8="http://schemas.microsoft.com/office/drawing/2016/5/14/chartex" xmlns:mc="http://schemas.openxmlformats.org/markup-compatibility/2006" xmlns:aink="http://schemas.microsoft.com/office/drawing/2016/ink" xmlns:am3d="http://schemas.microsoft.com/office/drawing/2017/model3d" xmlns:o="urn:schemas-microsoft-com:office:office" xmlns:oel="http://schemas.microsoft.com/office/2019/extlst" xmlns:r="http://schemas.openxmlformats.org/officeDocument/2006/relationships" xmlns:m="http://schemas.openxmlformats.org/officeDocument/2006/math" xmlns:v="urn:schemas-microsoft-com:vml" xmlns:wp14="http://schemas.microsoft.com/office/word/2010/wordprocessingDrawing" xmlns:wp="http://schemas.openxmlformats.org/drawingml/2006/wordprocessingDrawing" xmlns:w10="urn:schemas-microsoft-com:office:word" xmlns:w="http://schemas.openxmlformats.org/wordprocessingml/2006/main" xmlns:w14="http://schemas.microsoft.com/office/word/2010/wordml" xmlns:w15="http://schemas.microsoft.com/office/word/2012/wordml" xmlns:w16cex="http://schemas.microsoft.com/office/word/2018/wordml/cex" xmlns:w16cid="http://schemas.microsoft.com/office/word/2016/wordml/cid" xmlns:w16="http://schemas.microsoft.com/office/word/2018/wordml" xmlns:w16sdtdh="http://schemas.microsoft.com/office/word/2020/wordml/sdtdatahash" xmlns:w16se="http://schemas.microsoft.com/office/word/2015/wordml/symex" xmlns:wpg="http://schemas.microsoft.com/office/word/2010/wordprocessingGroup" xmlns:wpi="http://schemas.microsoft.com/office/word/2010/wordprocessingInk" xmlns:wne="http://schemas.microsoft.com/office/word/2006/wordml" xmlns:wps="http://schemas.microsoft.com/office/word/2010/wordprocessingShape" mc:Ignorable="w14 w15 w16se w16cid w16 w16cex w16sdtdh wp14">
+<w:document xmlns:wpc="http://schemas.microsoft.com/office/word/2010/wordprocessingCanvas" xmlns:cx="http://schemas.microsoft.com/office/drawing/2014/chartex" xmlns:cx1="http://schemas.microsoft.com/office/drawing/2015/9/8/chartex" xmlns:cx2="http://schemas.microsoft.com/office/drawing/2015/10/21/chartex" xmlns:cx3="http://schemas.microsoft.com/office/drawing/2016/5/9/chartex" xmlns:cx4="http://schemas.microsoft.com/office/drawing/2016/5/10/chartex" xmlns:cx5="http://schemas.microsoft.com/office/drawing/2016/5/11/chartex" xmlns:cx6="http://schemas.microsoft.com/office/drawing/2016/5/12/chartex" xmlns:cx7="http://schemas.microsoft.com/office/drawing/2016/5/13/chartex" xmlns:cx8="http://schemas.microsoft.com/office/drawing/2016/5/14/chartex" xmlns:mc="http://schemas.openxmlformats.org/markup-compatibility/2006" xmlns:aink="http://schemas.microsoft.com/office/drawing/2016/ink" xmlns:am3d="http://schemas.microsoft.com/office/drawing/2017/model3d" xmlns:o="urn:schemas-microsoft-com:office:office" xmlns:oel="http://schemas.microsoft.com/office/2019/extlst" xmlns:r="http://schemas.openxmlformats.org/officeDocument/2006/relationships" xmlns:m="http://schemas.openxmlformats.org/officeDocument/2006/math" xmlns:v="urn:schemas-microsoft-com:vml" xmlns:wp14="http://schemas.microsoft.com/office/word/2010/wordprocessingDrawing" xmlns:wp="http://schemas.openxmlformats.org/drawingml/2006/wordprocessingDrawing" xmlns:w10="urn:schemas-microsoft-com:office:word" xmlns:w="http://schemas.openxmlformats.org/wordprocessingml/2006/main" xmlns:w14="http://schemas.microsoft.com/office/word/2010/wordml" xmlns:w15="http://schemas.microsoft.com/office/word/2012/wordml" xmlns:w16cex="http://schemas.microsoft.com/office/word/2018/wordml/cex" xmlns:w16cid="http://schemas.microsoft.com/office/word/2016/wordml/cid" xmlns:w16="http://schemas.microsoft.com/office/word/2018/wordml" xmlns:w16sdtdh="http://schemas.microsoft.com/office/word/2020/wordml/sdtdatahash" xmlns:w16se="http://schemas.microsoft.com/office/word/2015/wordml/symex" xmlns:wpg="http://schemas.microsoft.com/office/word/2010/wordprocessingGroup" xmlns:wpi="http://schemas.microsoft.com/office/word/2010/wordprocessingInk" xmlns:wne="http://schemas.microsoft.com/office/word/2006/wordml" xmlns:wps="http://schemas.microsoft.com/office/word/2010/wordprocessingShape" xmlns:a="http://schemas.openxmlformats.org/drawingml/2006/main" xmlns:pic="http://schemas.openxmlformats.org/drawingml/2006/picture" mc:Ignorable="w14 w15 w16se w16cid w16 w16cex w16sdtdh wp14">
   <w:body>
     <w:p>
       <w:pPr>
@@ -8,7 +8,7 @@
         <w:spacing w:after="240" w:line="240" w:lineRule="auto"/>
         <w:outlineLvl w:val="0"/>
         <w:rPr>
-          <w:rFonts w:ascii="Times New Roman" w:eastAsia="Times New Roman" w:hAnsi="Times New Roman" w:cs="Times New Roman"/>
+          <w:rFonts w:ascii="Times New Roman" w:hAnsi="Times New Roman" w:eastAsia="Times New Roman" w:cs="Times New Roman"/>
           <w:b/>
           <w:bCs/>
           <w:color w:val="24292F"/>
@@ -21,7 +21,7 @@
       </w:pPr>
       <w:r>
         <w:rPr>
-          <w:rFonts w:ascii="Times New Roman" w:eastAsia="Times New Roman" w:hAnsi="Times New Roman" w:cs="Times New Roman"/>
+          <w:rFonts w:ascii="Times New Roman" w:hAnsi="Times New Roman" w:eastAsia="Times New Roman" w:cs="Times New Roman"/>
           <w:b/>
           <w:bCs/>
           <w:color w:val="24292F"/>
@@ -40,7 +40,7 @@
         <w:spacing w:after="240" w:line="240" w:lineRule="auto"/>
         <w:outlineLvl w:val="0"/>
         <w:rPr>
-          <w:rFonts w:ascii="Times New Roman" w:eastAsia="Times New Roman" w:hAnsi="Times New Roman" w:cs="Times New Roman"/>
+          <w:rFonts w:ascii="Times New Roman" w:hAnsi="Times New Roman" w:eastAsia="Times New Roman" w:cs="Times New Roman"/>
           <w:b/>
           <w:bCs/>
           <w:color w:val="24292F"/>
@@ -263,16 +263,14 @@
         </w:rPr>
         <w:t xml:space="preserve">        </w:t>
       </w:r>
-      <w:proofErr w:type="spellStart"/>
-      <w:r>
-        <w:rPr>
-          <w:rFonts w:ascii="Times New Roman" w:hAnsi="Times New Roman" w:cs="Times New Roman"/>
-          <w:sz w:val="24"/>
-          <w:szCs w:val="24"/>
-        </w:rPr>
-        <w:t>retail_sales</w:t>
-      </w:r>
-      <w:proofErr w:type="spellEnd"/>
+      <w:r>
+        <w:rPr>
+          <w:rFonts w:ascii="Times New Roman" w:hAnsi="Times New Roman" w:cs="Times New Roman"/>
+          <w:sz w:val="24"/>
+          <w:szCs w:val="24"/>
+        </w:rPr>
+        <w:t>retail_s</w:t>
+      </w:r>
     </w:p>
     <w:p>
       <w:pPr>
@@ -689,7 +687,6 @@
           <w:sz w:val="24"/>
           <w:szCs w:val="24"/>
         </w:rPr>
-        <w:lastRenderedPageBreak/>
         <w:t>SELECT</w:t>
       </w:r>
     </w:p>
@@ -1077,7 +1074,6 @@
           <w:sz w:val="24"/>
           <w:szCs w:val="24"/>
         </w:rPr>
-        <w:lastRenderedPageBreak/>
         <w:t xml:space="preserve">    SELECT</w:t>
       </w:r>
     </w:p>
@@ -1844,7 +1840,6 @@
           <w:sz w:val="24"/>
           <w:szCs w:val="24"/>
         </w:rPr>
-        <w:lastRenderedPageBreak/>
         <w:t>ORDER BY</w:t>
       </w:r>
     </w:p>
@@ -2248,7 +2243,6 @@
           <w:sz w:val="24"/>
           <w:szCs w:val="24"/>
         </w:rPr>
-        <w:lastRenderedPageBreak/>
         <w:t xml:space="preserve">        year,</w:t>
       </w:r>
     </w:p>
@@ -2841,7 +2835,6 @@
           <w:sz w:val="24"/>
           <w:szCs w:val="24"/>
         </w:rPr>
-        <w:lastRenderedPageBreak/>
         <w:tab/>
       </w:r>
       <w:r>
@@ -3262,7 +3255,6 @@
           <w:sz w:val="24"/>
           <w:szCs w:val="24"/>
         </w:rPr>
-        <w:lastRenderedPageBreak/>
         <w:t>top_industries</w:t>
       </w:r>
       <w:proofErr w:type="spellEnd"/>
@@ -3783,7 +3775,6 @@
           <w:sz w:val="24"/>
           <w:szCs w:val="24"/>
         </w:rPr>
-        <w:lastRenderedPageBreak/>
         <w:drawing>
           <wp:inline distT="0" distB="0" distL="0" distR="0" wp14:anchorId="15133B59" wp14:editId="1DD878AA">
             <wp:extent cx="3760796" cy="4229467"/>
@@ -4191,7 +4182,6 @@
           <w:sz w:val="24"/>
           <w:szCs w:val="24"/>
         </w:rPr>
-        <w:lastRenderedPageBreak/>
         <w:drawing>
           <wp:inline distT="0" distB="0" distL="0" distR="0" wp14:anchorId="27D39F28" wp14:editId="0960EE6A">
             <wp:extent cx="5731510" cy="3357880"/>
@@ -4313,6 +4303,13 @@
           <w:szCs w:val="24"/>
         </w:rPr>
         <w:tab/>
+      </w:r>
+      <w:r>
+        <w:rPr>
+          <w:rFonts w:ascii="Times New Roman" w:hAnsi="Times New Roman" w:cs="Times New Roman"/>
+          <w:sz w:val="24"/>
+          <w:szCs w:val="24"/>
+        </w:rPr>
         <w:t>year,</w:t>
       </w:r>
     </w:p>
@@ -4460,6 +4457,13 @@
           <w:szCs w:val="24"/>
         </w:rPr>
         <w:tab/>
+      </w:r>
+      <w:r>
+        <w:rPr>
+          <w:rFonts w:ascii="Times New Roman" w:hAnsi="Times New Roman" w:cs="Times New Roman"/>
+          <w:sz w:val="24"/>
+          <w:szCs w:val="24"/>
+        </w:rPr>
         <w:t>year,</w:t>
       </w:r>
     </w:p>
@@ -4533,6 +4537,13 @@
           <w:szCs w:val="24"/>
         </w:rPr>
         <w:tab/>
+      </w:r>
+      <w:r>
+        <w:rPr>
+          <w:rFonts w:ascii="Times New Roman" w:hAnsi="Times New Roman" w:cs="Times New Roman"/>
+          <w:sz w:val="24"/>
+          <w:szCs w:val="24"/>
+        </w:rPr>
         <w:t>year,</w:t>
       </w:r>
     </w:p>
@@ -4608,7 +4619,6 @@
           <w:sz w:val="24"/>
           <w:szCs w:val="24"/>
         </w:rPr>
-        <w:lastRenderedPageBreak/>
         <w:drawing>
           <wp:inline distT="0" distB="0" distL="0" distR="0" wp14:anchorId="45ECE653" wp14:editId="2C4CDFA3">
             <wp:extent cx="4751482" cy="3894157"/>
@@ -5020,7 +5030,6 @@
           <w:sz w:val="24"/>
           <w:szCs w:val="24"/>
         </w:rPr>
-        <w:lastRenderedPageBreak/>
         <w:drawing>
           <wp:inline distT="0" distB="0" distL="0" distR="0" wp14:anchorId="71BE33F5" wp14:editId="28DC2675">
             <wp:extent cx="4694327" cy="3848433"/>
@@ -5483,7 +5492,6 @@
           <w:szCs w:val="24"/>
           <w:lang w:val="en-GB"/>
         </w:rPr>
-        <w:lastRenderedPageBreak/>
         <w:t>                month,</w:t>
       </w:r>
     </w:p>
@@ -6426,7 +6434,6 @@
           <w:szCs w:val="24"/>
           <w:lang w:val="en-GB"/>
         </w:rPr>
-        <w:lastRenderedPageBreak/>
         <w:t xml:space="preserve">    </w:t>
       </w:r>
       <w:proofErr w:type="spellStart"/>
@@ -7314,7 +7321,6 @@
           <w:szCs w:val="24"/>
           <w:lang w:val="en-GB"/>
         </w:rPr>
-        <w:lastRenderedPageBreak/>
         <w:t xml:space="preserve">    </w:t>
       </w:r>
       <w:proofErr w:type="gramStart"/>
@@ -9672,7 +9678,6 @@
           <w:szCs w:val="24"/>
           <w:lang w:val="en-GB"/>
         </w:rPr>
-        <w:lastRenderedPageBreak/>
         <w:t xml:space="preserve">    </w:t>
       </w:r>
       <w:proofErr w:type="gramStart"/>
@@ -10704,7 +10709,6 @@
           <w:szCs w:val="24"/>
           <w:lang w:val="en-GB"/>
         </w:rPr>
-        <w:lastRenderedPageBreak/>
         <w:t xml:space="preserve">    </w:t>
       </w:r>
       <w:r>
@@ -11331,11 +11335,8 @@
     <w:p>
       <w:pPr>
         <w:pStyle w:val="NormalWeb"/>
-        <w:shd w:val="clear" w:color="auto" w:fill="FFFFFF"/>
-        <w:spacing w:before="0" w:beforeAutospacing="0" w:after="0" w:afterAutospacing="0"/>
-        <w:rPr>
-          <w:color w:val="252423"/>
-        </w:rPr>
+        <w:shd w:val="clear" w:color="auto" w:fill="FFFFFF" w:themeFill="background1"/>
+        <w:spacing w:before="0" w:beforeAutospacing="off" w:after="0" w:afterAutospacing="off"/>
       </w:pPr>
       <w:r>
         <w:rPr>
@@ -11344,22 +11345,24 @@
         </w:rPr>
         <w:t xml:space="preserve">GitHub Repo: </w:t>
       </w:r>
-      <w:hyperlink r:id="rId14" w:history="1">
+      <w:hyperlink r:id="R8df34a44f7f0407d">
         <w:r>
           <w:rPr>
             <w:rStyle w:val="Hyperlink"/>
           </w:rPr>
-          <w:t>https://github.com/tushar2704/Sales-for-Retail-and-Food-Services</w:t>
+          <w:t>https://github.com/KevinOcran/ecommerce_scraper</w:t>
         </w:r>
       </w:hyperlink>
     </w:p>
     <w:p>
       <w:pPr>
         <w:pStyle w:val="NormalWeb"/>
-        <w:shd w:val="clear" w:color="auto" w:fill="FFFFFF"/>
-        <w:spacing w:before="0" w:beforeAutospacing="0" w:after="0" w:afterAutospacing="0"/>
-        <w:rPr>
-          <w:color w:val="252423"/>
+        <w:shd w:val="clear" w:color="auto" w:fill="FFFFFF" w:themeFill="background1"/>
+        <w:spacing w:before="0" w:beforeAutospacing="off" w:after="0" w:afterAutospacing="off"/>
+        <w:rPr>
+          <w:rStyle w:val="Strong"/>
+          <w:color w:val="0000FF"/>
+          <w:u w:val="single"/>
         </w:rPr>
       </w:pPr>
       <w:r>
@@ -11380,16 +11383,21 @@
           <w:rStyle w:val="Strong"/>
           <w:color w:val="252423"/>
         </w:rPr>
-        <w:t xml:space="preserve">2023 </w:t>
-      </w:r>
-      <w:hyperlink r:id="rId15" w:tgtFrame="_blank" w:history="1">
+        <w:t>202</w:t>
+      </w:r>
+      <w:r>
+        <w:rPr>
+          <w:rStyle w:val="Strong"/>
+          <w:color w:val="252423"/>
+        </w:rPr>
+        <w:t xml:space="preserve">6 </w:t>
+      </w:r>
+      <w:hyperlink r:id="R9db8ddaef2b04c15">
         <w:r>
           <w:rPr>
-            <w:rStyle w:val="Strong"/>
-            <w:color w:val="0000FF"/>
-            <w:u w:val="single"/>
+            <w:rStyle w:val="Hyperlink"/>
           </w:rPr>
-          <w:t>Tushar Aggarwal</w:t>
+          <w:t>Kevin Ocran</w:t>
         </w:r>
       </w:hyperlink>
     </w:p>
@@ -11406,10 +11414,11 @@
     </w:p>
     <w:sectPr>
       <w:footerReference w:type="default" r:id="rId16"/>
-      <w:pgSz w:w="11906" w:h="16838"/>
+      <w:pgSz w:w="11906" w:h="16838" w:orient="portrait"/>
       <w:pgMar w:top="1440" w:right="1440" w:bottom="1440" w:left="1440" w:header="708" w:footer="708" w:gutter="0"/>
       <w:cols w:space="708"/>
       <w:docGrid w:linePitch="360"/>
+      <w:headerReference w:type="default" r:id="R404063a973b249ba"/>
     </w:sectPr>
   </w:body>
 </w:document>
@@ -11443,28 +11452,24 @@
 <file path=word/footer1.xml><?xml version="1.0" encoding="utf-8"?>
 <w:ftr xmlns:wpc="http://schemas.microsoft.com/office/word/2010/wordprocessingCanvas" xmlns:cx="http://schemas.microsoft.com/office/drawing/2014/chartex" xmlns:cx1="http://schemas.microsoft.com/office/drawing/2015/9/8/chartex" xmlns:cx2="http://schemas.microsoft.com/office/drawing/2015/10/21/chartex" xmlns:cx3="http://schemas.microsoft.com/office/drawing/2016/5/9/chartex" xmlns:cx4="http://schemas.microsoft.com/office/drawing/2016/5/10/chartex" xmlns:cx5="http://schemas.microsoft.com/office/drawing/2016/5/11/chartex" xmlns:cx6="http://schemas.microsoft.com/office/drawing/2016/5/12/chartex" xmlns:cx7="http://schemas.microsoft.com/office/drawing/2016/5/13/chartex" xmlns:cx8="http://schemas.microsoft.com/office/drawing/2016/5/14/chartex" xmlns:mc="http://schemas.openxmlformats.org/markup-compatibility/2006" xmlns:aink="http://schemas.microsoft.com/office/drawing/2016/ink" xmlns:am3d="http://schemas.microsoft.com/office/drawing/2017/model3d" xmlns:o="urn:schemas-microsoft-com:office:office" xmlns:oel="http://schemas.microsoft.com/office/2019/extlst" xmlns:r="http://schemas.openxmlformats.org/officeDocument/2006/relationships" xmlns:m="http://schemas.openxmlformats.org/officeDocument/2006/math" xmlns:v="urn:schemas-microsoft-com:vml" xmlns:wp14="http://schemas.microsoft.com/office/word/2010/wordprocessingDrawing" xmlns:wp="http://schemas.openxmlformats.org/drawingml/2006/wordprocessingDrawing" xmlns:w10="urn:schemas-microsoft-com:office:word" xmlns:w="http://schemas.openxmlformats.org/wordprocessingml/2006/main" xmlns:w14="http://schemas.microsoft.com/office/word/2010/wordml" xmlns:w15="http://schemas.microsoft.com/office/word/2012/wordml" xmlns:w16cex="http://schemas.microsoft.com/office/word/2018/wordml/cex" xmlns:w16cid="http://schemas.microsoft.com/office/word/2016/wordml/cid" xmlns:w16="http://schemas.microsoft.com/office/word/2018/wordml" xmlns:w16sdtdh="http://schemas.microsoft.com/office/word/2020/wordml/sdtdatahash" xmlns:w16se="http://schemas.microsoft.com/office/word/2015/wordml/symex" xmlns:wpg="http://schemas.microsoft.com/office/word/2010/wordprocessingGroup" xmlns:wpi="http://schemas.microsoft.com/office/word/2010/wordprocessingInk" xmlns:wne="http://schemas.microsoft.com/office/word/2006/wordml" xmlns:wps="http://schemas.microsoft.com/office/word/2010/wordprocessingShape" mc:Ignorable="w14 w15 w16se w16cid w16 w16cex w16sdtdh wp14">
   <w:p>
-    <w:pPr>
-      <w:pStyle w:val="Header"/>
-    </w:pPr>
-    <w:hyperlink r:id="rId1" w:history="1">
+    <w:hyperlink r:id="R80dbf365d1064261">
       <w:r>
         <w:rPr>
           <w:rStyle w:val="Hyperlink"/>
-        </w:rPr>
-        <w:t>Tushar-Aggarwal.com</w:t>
+          <w:noProof w:val="0"/>
+          <w:lang w:val="en-IN"/>
+        </w:rPr>
+        <w:t>https://kevinocran.github.io/</w:t>
       </w:r>
     </w:hyperlink>
   </w:p>
   <w:p>
-    <w:pPr>
-      <w:pStyle w:val="Header"/>
-    </w:pPr>
-    <w:hyperlink r:id="rId2" w:history="1">
+    <w:hyperlink r:id="Rc0559da65c2b420d">
       <w:r>
         <w:rPr>
           <w:rStyle w:val="Hyperlink"/>
         </w:rPr>
-        <w:t>https://github.com/tushar2704/Sales-for-Retail-and-Food-Services</w:t>
+        <w:t>https://github.com/KevinOcran/ecommerce_scraper</w:t>
       </w:r>
     </w:hyperlink>
   </w:p>
@@ -11496,12 +11501,82 @@
 </w:footnotes>
 </file>
 
+<file path=word/header.xml><?xml version="1.0" encoding="utf-8"?>
+<w:hdr xmlns:w14="http://schemas.microsoft.com/office/word/2010/wordml" xmlns:w="http://schemas.openxmlformats.org/wordprocessingml/2006/main">
+  <w:tbl>
+    <w:tblPr>
+      <w:tblStyle w:val="TableNormal"/>
+      <w:bidiVisual w:val="0"/>
+      <w:tblW w:w="0" w:type="auto"/>
+      <w:tblLook w:val="06A0" w:firstRow="1" w:lastRow="0" w:firstColumn="1" w:lastColumn="0" w:noHBand="1" w:noVBand="1"/>
+    </w:tblPr>
+    <w:tblGrid>
+      <w:gridCol w:w="3005"/>
+      <w:gridCol w:w="3005"/>
+      <w:gridCol w:w="3005"/>
+    </w:tblGrid>
+    <w:tr>
+      <w:trPr>
+        <w:trHeight w:val="300"/>
+      </w:trPr>
+      <w:tc>
+        <w:tcPr>
+          <w:tcW w:w="3005" w:type="dxa"/>
+          <w:tcMar/>
+        </w:tcPr>
+        <w:p>
+          <w:pPr>
+            <w:pStyle w:val="Header"/>
+            <w:bidi w:val="0"/>
+            <w:ind w:left="-115"/>
+            <w:jc w:val="left"/>
+          </w:pPr>
+        </w:p>
+      </w:tc>
+      <w:tc>
+        <w:tcPr>
+          <w:tcW w:w="3005" w:type="dxa"/>
+          <w:tcMar/>
+        </w:tcPr>
+        <w:p>
+          <w:pPr>
+            <w:pStyle w:val="Header"/>
+            <w:bidi w:val="0"/>
+            <w:jc w:val="center"/>
+          </w:pPr>
+        </w:p>
+      </w:tc>
+      <w:tc>
+        <w:tcPr>
+          <w:tcW w:w="3005" w:type="dxa"/>
+          <w:tcMar/>
+        </w:tcPr>
+        <w:p>
+          <w:pPr>
+            <w:pStyle w:val="Header"/>
+            <w:bidi w:val="0"/>
+            <w:ind w:right="-115"/>
+            <w:jc w:val="right"/>
+          </w:pPr>
+        </w:p>
+      </w:tc>
+    </w:tr>
+  </w:tbl>
+  <w:p>
+    <w:pPr>
+      <w:pStyle w:val="Header"/>
+      <w:bidi w:val="0"/>
+    </w:pPr>
+  </w:p>
+</w:hdr>
+</file>
+
 <file path=word/styles.xml><?xml version="1.0" encoding="utf-8"?>
-<w:styles xmlns:mc="http://schemas.openxmlformats.org/markup-compatibility/2006" xmlns:r="http://schemas.openxmlformats.org/officeDocument/2006/relationships" xmlns:w="http://schemas.openxmlformats.org/wordprocessingml/2006/main" xmlns:w14="http://schemas.microsoft.com/office/word/2010/wordml" xmlns:w15="http://schemas.microsoft.com/office/word/2012/wordml" xmlns:w16cex="http://schemas.microsoft.com/office/word/2018/wordml/cex" xmlns:w16cid="http://schemas.microsoft.com/office/word/2016/wordml/cid" xmlns:w16="http://schemas.microsoft.com/office/word/2018/wordml" xmlns:w16sdtdh="http://schemas.microsoft.com/office/word/2020/wordml/sdtdatahash" xmlns:w16se="http://schemas.microsoft.com/office/word/2015/wordml/symex" mc:Ignorable="w14 w15 w16se w16cid w16 w16cex w16sdtdh">
+<w:styles xmlns:wp14="http://schemas.microsoft.com/office/word/2010/wordprocessingDrawing" xmlns:mc="http://schemas.openxmlformats.org/markup-compatibility/2006" xmlns:r="http://schemas.openxmlformats.org/officeDocument/2006/relationships" xmlns:w="http://schemas.openxmlformats.org/wordprocessingml/2006/main" xmlns:w14="http://schemas.microsoft.com/office/word/2010/wordml" xmlns:w15="http://schemas.microsoft.com/office/word/2012/wordml" xmlns:w16cex="http://schemas.microsoft.com/office/word/2018/wordml/cex" xmlns:w16cid="http://schemas.microsoft.com/office/word/2016/wordml/cid" xmlns:w16="http://schemas.microsoft.com/office/word/2018/wordml" xmlns:w16sdtdh="http://schemas.microsoft.com/office/word/2020/wordml/sdtdatahash" xmlns:w16se="http://schemas.microsoft.com/office/word/2015/wordml/symex" mc:Ignorable="w14 w15 w16se w16cid w16 w16cex w16sdtdh wp14">
   <w:docDefaults>
     <w:rPrDefault>
       <w:rPr>
-        <w:rFonts w:asciiTheme="minorHAnsi" w:eastAsiaTheme="minorHAnsi" w:hAnsiTheme="minorHAnsi" w:cstheme="minorBidi"/>
+        <w:rFonts w:asciiTheme="minorHAnsi" w:hAnsiTheme="minorHAnsi" w:eastAsiaTheme="minorHAnsi" w:cstheme="minorBidi"/>
         <w:kern w:val="2"/>
         <w:sz w:val="22"/>
         <w:szCs w:val="22"/>
@@ -11518,14 +11593,14 @@
   <w:latentStyles w:defLockedState="0" w:defUIPriority="99" w:defSemiHidden="0" w:defUnhideWhenUsed="0" w:defQFormat="0" w:count="376">
     <w:lsdException w:name="Normal" w:uiPriority="0" w:qFormat="1"/>
     <w:lsdException w:name="heading 1" w:uiPriority="9" w:qFormat="1"/>
-    <w:lsdException w:name="heading 2" w:semiHidden="1" w:uiPriority="9" w:unhideWhenUsed="1" w:qFormat="1"/>
-    <w:lsdException w:name="heading 3" w:semiHidden="1" w:uiPriority="9" w:unhideWhenUsed="1" w:qFormat="1"/>
-    <w:lsdException w:name="heading 4" w:semiHidden="1" w:uiPriority="9" w:unhideWhenUsed="1" w:qFormat="1"/>
-    <w:lsdException w:name="heading 5" w:semiHidden="1" w:uiPriority="9" w:unhideWhenUsed="1" w:qFormat="1"/>
-    <w:lsdException w:name="heading 6" w:semiHidden="1" w:uiPriority="9" w:unhideWhenUsed="1" w:qFormat="1"/>
-    <w:lsdException w:name="heading 7" w:semiHidden="1" w:uiPriority="9" w:unhideWhenUsed="1" w:qFormat="1"/>
-    <w:lsdException w:name="heading 8" w:semiHidden="1" w:uiPriority="9" w:unhideWhenUsed="1" w:qFormat="1"/>
-    <w:lsdException w:name="heading 9" w:semiHidden="1" w:uiPriority="9" w:unhideWhenUsed="1" w:qFormat="1"/>
+    <w:lsdException w:name="heading 2" w:uiPriority="9" w:semiHidden="1" w:unhideWhenUsed="1" w:qFormat="1"/>
+    <w:lsdException w:name="heading 3" w:uiPriority="9" w:semiHidden="1" w:unhideWhenUsed="1" w:qFormat="1"/>
+    <w:lsdException w:name="heading 4" w:uiPriority="9" w:semiHidden="1" w:unhideWhenUsed="1" w:qFormat="1"/>
+    <w:lsdException w:name="heading 5" w:uiPriority="9" w:semiHidden="1" w:unhideWhenUsed="1" w:qFormat="1"/>
+    <w:lsdException w:name="heading 6" w:uiPriority="9" w:semiHidden="1" w:unhideWhenUsed="1" w:qFormat="1"/>
+    <w:lsdException w:name="heading 7" w:uiPriority="9" w:semiHidden="1" w:unhideWhenUsed="1" w:qFormat="1"/>
+    <w:lsdException w:name="heading 8" w:uiPriority="9" w:semiHidden="1" w:unhideWhenUsed="1" w:qFormat="1"/>
+    <w:lsdException w:name="heading 9" w:uiPriority="9" w:semiHidden="1" w:unhideWhenUsed="1" w:qFormat="1"/>
     <w:lsdException w:name="index 1" w:semiHidden="1" w:unhideWhenUsed="1"/>
     <w:lsdException w:name="index 2" w:semiHidden="1" w:unhideWhenUsed="1"/>
     <w:lsdException w:name="index 3" w:semiHidden="1" w:unhideWhenUsed="1"/>
@@ -11535,22 +11610,22 @@
     <w:lsdException w:name="index 7" w:semiHidden="1" w:unhideWhenUsed="1"/>
     <w:lsdException w:name="index 8" w:semiHidden="1" w:unhideWhenUsed="1"/>
     <w:lsdException w:name="index 9" w:semiHidden="1" w:unhideWhenUsed="1"/>
-    <w:lsdException w:name="toc 1" w:semiHidden="1" w:uiPriority="39" w:unhideWhenUsed="1"/>
-    <w:lsdException w:name="toc 2" w:semiHidden="1" w:uiPriority="39" w:unhideWhenUsed="1"/>
-    <w:lsdException w:name="toc 3" w:semiHidden="1" w:uiPriority="39" w:unhideWhenUsed="1"/>
-    <w:lsdException w:name="toc 4" w:semiHidden="1" w:uiPriority="39" w:unhideWhenUsed="1"/>
-    <w:lsdException w:name="toc 5" w:semiHidden="1" w:uiPriority="39" w:unhideWhenUsed="1"/>
-    <w:lsdException w:name="toc 6" w:semiHidden="1" w:uiPriority="39" w:unhideWhenUsed="1"/>
-    <w:lsdException w:name="toc 7" w:semiHidden="1" w:uiPriority="39" w:unhideWhenUsed="1"/>
-    <w:lsdException w:name="toc 8" w:semiHidden="1" w:uiPriority="39" w:unhideWhenUsed="1"/>
-    <w:lsdException w:name="toc 9" w:semiHidden="1" w:uiPriority="39" w:unhideWhenUsed="1"/>
+    <w:lsdException w:name="toc 1" w:uiPriority="39" w:semiHidden="1" w:unhideWhenUsed="1"/>
+    <w:lsdException w:name="toc 2" w:uiPriority="39" w:semiHidden="1" w:unhideWhenUsed="1"/>
+    <w:lsdException w:name="toc 3" w:uiPriority="39" w:semiHidden="1" w:unhideWhenUsed="1"/>
+    <w:lsdException w:name="toc 4" w:uiPriority="39" w:semiHidden="1" w:unhideWhenUsed="1"/>
+    <w:lsdException w:name="toc 5" w:uiPriority="39" w:semiHidden="1" w:unhideWhenUsed="1"/>
+    <w:lsdException w:name="toc 6" w:uiPriority="39" w:semiHidden="1" w:unhideWhenUsed="1"/>
+    <w:lsdException w:name="toc 7" w:uiPriority="39" w:semiHidden="1" w:unhideWhenUsed="1"/>
+    <w:lsdException w:name="toc 8" w:uiPriority="39" w:semiHidden="1" w:unhideWhenUsed="1"/>
+    <w:lsdException w:name="toc 9" w:uiPriority="39" w:semiHidden="1" w:unhideWhenUsed="1"/>
     <w:lsdException w:name="Normal Indent" w:semiHidden="1" w:unhideWhenUsed="1"/>
     <w:lsdException w:name="footnote text" w:semiHidden="1" w:unhideWhenUsed="1"/>
     <w:lsdException w:name="annotation text" w:semiHidden="1" w:unhideWhenUsed="1"/>
     <w:lsdException w:name="header" w:semiHidden="1" w:unhideWhenUsed="1"/>
     <w:lsdException w:name="footer" w:semiHidden="1" w:unhideWhenUsed="1"/>
     <w:lsdException w:name="index heading" w:semiHidden="1" w:unhideWhenUsed="1"/>
-    <w:lsdException w:name="caption" w:semiHidden="1" w:uiPriority="35" w:unhideWhenUsed="1" w:qFormat="1"/>
+    <w:lsdException w:name="caption" w:uiPriority="35" w:semiHidden="1" w:unhideWhenUsed="1" w:qFormat="1"/>
     <w:lsdException w:name="table of figures" w:semiHidden="1" w:unhideWhenUsed="1"/>
     <w:lsdException w:name="envelope address" w:semiHidden="1" w:unhideWhenUsed="1"/>
     <w:lsdException w:name="envelope return" w:semiHidden="1" w:unhideWhenUsed="1"/>
@@ -11581,7 +11656,7 @@
     <w:lsdException w:name="Title" w:uiPriority="10" w:qFormat="1"/>
     <w:lsdException w:name="Closing" w:semiHidden="1" w:unhideWhenUsed="1"/>
     <w:lsdException w:name="Signature" w:semiHidden="1" w:unhideWhenUsed="1"/>
-    <w:lsdException w:name="Default Paragraph Font" w:semiHidden="1" w:uiPriority="1" w:unhideWhenUsed="1"/>
+    <w:lsdException w:name="Default Paragraph Font" w:uiPriority="1" w:semiHidden="1" w:unhideWhenUsed="1"/>
     <w:lsdException w:name="Body Text" w:semiHidden="1" w:unhideWhenUsed="1"/>
     <w:lsdException w:name="Body Text Indent" w:semiHidden="1" w:unhideWhenUsed="1"/>
     <w:lsdException w:name="List Continue" w:semiHidden="1" w:unhideWhenUsed="1"/>
@@ -11781,8 +11856,8 @@
     <w:lsdException w:name="Subtle Reference" w:uiPriority="31" w:qFormat="1"/>
     <w:lsdException w:name="Intense Reference" w:uiPriority="32" w:qFormat="1"/>
     <w:lsdException w:name="Book Title" w:uiPriority="33" w:qFormat="1"/>
-    <w:lsdException w:name="Bibliography" w:semiHidden="1" w:uiPriority="37" w:unhideWhenUsed="1"/>
-    <w:lsdException w:name="TOC Heading" w:semiHidden="1" w:uiPriority="39" w:unhideWhenUsed="1" w:qFormat="1"/>
+    <w:lsdException w:name="Bibliography" w:uiPriority="37" w:semiHidden="1" w:unhideWhenUsed="1"/>
+    <w:lsdException w:name="TOC Heading" w:uiPriority="39" w:semiHidden="1" w:unhideWhenUsed="1" w:qFormat="1"/>
     <w:lsdException w:name="Plain Table 1" w:uiPriority="41"/>
     <w:lsdException w:name="Plain Table 2" w:uiPriority="42"/>
     <w:lsdException w:name="Plain Table 3" w:uiPriority="43"/>
@@ -11893,7 +11968,7 @@
     <w:lsdException w:name="Unresolved Mention" w:semiHidden="1" w:unhideWhenUsed="1"/>
     <w:lsdException w:name="Smart Link" w:semiHidden="1" w:unhideWhenUsed="1"/>
   </w:latentStyles>
-  <w:style w:type="paragraph" w:default="1" w:styleId="Normal">
+  <w:style w:type="paragraph" w:styleId="Normal" w:default="1">
     <w:name w:val="Normal"/>
     <w:qFormat/>
     <w:rsid w:val="00B352D0"/>
@@ -11916,7 +11991,7 @@
       <w:outlineLvl w:val="0"/>
     </w:pPr>
     <w:rPr>
-      <w:rFonts w:ascii="Times New Roman" w:eastAsia="Times New Roman" w:hAnsi="Times New Roman" w:cs="Times New Roman"/>
+      <w:rFonts w:ascii="Times New Roman" w:hAnsi="Times New Roman" w:eastAsia="Times New Roman" w:cs="Times New Roman"/>
       <w:b/>
       <w:bCs/>
       <w:kern w:val="36"/>
@@ -11926,12 +12001,12 @@
       <w14:ligatures w14:val="none"/>
     </w:rPr>
   </w:style>
-  <w:style w:type="character" w:default="1" w:styleId="DefaultParagraphFont">
+  <w:style w:type="character" w:styleId="DefaultParagraphFont" w:default="1">
     <w:name w:val="Default Paragraph Font"/>
     <w:uiPriority w:val="1"/>
     <w:unhideWhenUsed/>
   </w:style>
-  <w:style w:type="table" w:default="1" w:styleId="TableNormal">
+  <w:style w:type="table" w:styleId="TableNormal" w:default="1">
     <w:name w:val="Normal Table"/>
     <w:uiPriority w:val="99"/>
     <w:semiHidden/>
@@ -11946,7 +12021,7 @@
       </w:tblCellMar>
     </w:tblPr>
   </w:style>
-  <w:style w:type="numbering" w:default="1" w:styleId="NoList">
+  <w:style w:type="numbering" w:styleId="NoList" w:default="1">
     <w:name w:val="No List"/>
     <w:uiPriority w:val="99"/>
     <w:semiHidden/>
@@ -11978,7 +12053,7 @@
       <w:spacing w:after="0" w:line="240" w:lineRule="auto"/>
     </w:pPr>
   </w:style>
-  <w:style w:type="character" w:customStyle="1" w:styleId="HeaderChar">
+  <w:style w:type="character" w:styleId="HeaderChar" w:customStyle="1">
     <w:name w:val="Header Char"/>
     <w:basedOn w:val="DefaultParagraphFont"/>
     <w:link w:val="Header"/>
@@ -12003,7 +12078,7 @@
       <w:spacing w:after="0" w:line="240" w:lineRule="auto"/>
     </w:pPr>
   </w:style>
-  <w:style w:type="character" w:customStyle="1" w:styleId="FooterChar">
+  <w:style w:type="character" w:styleId="FooterChar" w:customStyle="1">
     <w:name w:val="Footer Char"/>
     <w:basedOn w:val="DefaultParagraphFont"/>
     <w:link w:val="Footer"/>
@@ -12047,7 +12122,7 @@
       <w:spacing w:before="100" w:beforeAutospacing="1" w:after="100" w:afterAutospacing="1" w:line="240" w:lineRule="auto"/>
     </w:pPr>
     <w:rPr>
-      <w:rFonts w:ascii="Times New Roman" w:eastAsia="Times New Roman" w:hAnsi="Times New Roman" w:cs="Times New Roman"/>
+      <w:rFonts w:ascii="Times New Roman" w:hAnsi="Times New Roman" w:eastAsia="Times New Roman" w:cs="Times New Roman"/>
       <w:kern w:val="0"/>
       <w:sz w:val="24"/>
       <w:szCs w:val="24"/>
@@ -12066,14 +12141,14 @@
       <w:bCs/>
     </w:rPr>
   </w:style>
-  <w:style w:type="character" w:customStyle="1" w:styleId="Heading1Char">
+  <w:style w:type="character" w:styleId="Heading1Char" w:customStyle="1">
     <w:name w:val="Heading 1 Char"/>
     <w:basedOn w:val="DefaultParagraphFont"/>
     <w:link w:val="Heading1"/>
     <w:uiPriority w:val="9"/>
     <w:rsid w:val="00BA1A66"/>
     <w:rPr>
-      <w:rFonts w:ascii="Times New Roman" w:eastAsia="Times New Roman" w:hAnsi="Times New Roman" w:cs="Times New Roman"/>
+      <w:rFonts w:ascii="Times New Roman" w:hAnsi="Times New Roman" w:eastAsia="Times New Roman" w:cs="Times New Roman"/>
       <w:b/>
       <w:bCs/>
       <w:kern w:val="36"/>
@@ -12083,11 +12158,37 @@
       <w14:ligatures w14:val="none"/>
     </w:rPr>
   </w:style>
+  <w:style xmlns:w="http://schemas.openxmlformats.org/wordprocessingml/2006/main" w:type="table" w:styleId="TableGrid">
+    <w:name xmlns:w="http://schemas.openxmlformats.org/wordprocessingml/2006/main" w:val="Table Grid"/>
+    <w:basedOn xmlns:w="http://schemas.openxmlformats.org/wordprocessingml/2006/main" w:val="TableNormal"/>
+    <w:uiPriority xmlns:w="http://schemas.openxmlformats.org/wordprocessingml/2006/main" w:val="59"/>
+    <w:rsid xmlns:w="http://schemas.openxmlformats.org/wordprocessingml/2006/main" w:val="00FB4123"/>
+    <w:pPr xmlns:w="http://schemas.openxmlformats.org/wordprocessingml/2006/main">
+      <w:spacing w:after="0" w:line="240" w:lineRule="auto"/>
+    </w:pPr>
+    <w:tblPr xmlns:w="http://schemas.openxmlformats.org/wordprocessingml/2006/main">
+      <w:tblInd w:w="0" w:type="dxa"/>
+      <w:tblBorders>
+        <w:top w:val="single" w:color="000000" w:themeColor="text1" w:sz="4" w:space="0"/>
+        <w:left w:val="single" w:color="000000" w:themeColor="text1" w:sz="4" w:space="0"/>
+        <w:bottom w:val="single" w:color="000000" w:themeColor="text1" w:sz="4" w:space="0"/>
+        <w:right w:val="single" w:color="000000" w:themeColor="text1" w:sz="4" w:space="0"/>
+        <w:insideH w:val="single" w:color="000000" w:themeColor="text1" w:sz="4" w:space="0"/>
+        <w:insideV w:val="single" w:color="000000" w:themeColor="text1" w:sz="4" w:space="0"/>
+      </w:tblBorders>
+      <w:tblCellMar>
+        <w:top w:w="0" w:type="dxa"/>
+        <w:left w:w="108" w:type="dxa"/>
+        <w:bottom w:w="0" w:type="dxa"/>
+        <w:right w:w="108" w:type="dxa"/>
+      </w:tblCellMar>
+    </w:tblPr>
+  </w:style>
 </w:styles>
 </file>
 
 <file path=word/theme/theme1.xml><?xml version="1.0" encoding="utf-8"?>
-<a:theme xmlns:a="http://schemas.openxmlformats.org/drawingml/2006/main" name="Office Theme">
+<a:theme xmlns:a="http://schemas.openxmlformats.org/drawingml/2006/main" xmlns:thm15="http://schemas.microsoft.com/office/thememl/2012/main" name="Office Theme">
   <a:themeElements>
     <a:clrScheme name="Office">
       <a:dk1>

--- a/reports/query_report.docx
+++ b/reports/query_report.docx
@@ -11345,12 +11345,12 @@
         </w:rPr>
         <w:t xml:space="preserve">GitHub Repo: </w:t>
       </w:r>
-      <w:hyperlink r:id="R8df34a44f7f0407d">
+      <w:hyperlink r:id="R9e2d84c32d744218">
         <w:r>
           <w:rPr>
             <w:rStyle w:val="Hyperlink"/>
           </w:rPr>
-          <w:t>https://github.com/KevinOcran/ecommerce_scraper</w:t>
+          <w:t>https://github.com/KevinOcran/Sales-for-Retail-and-Food-Services</w:t>
         </w:r>
       </w:hyperlink>
     </w:p>
@@ -11392,7 +11392,7 @@
         </w:rPr>
         <w:t xml:space="preserve">6 </w:t>
       </w:r>
-      <w:hyperlink r:id="R9db8ddaef2b04c15">
+      <w:hyperlink r:id="Rc6eb52269cc14049">
         <w:r>
           <w:rPr>
             <w:rStyle w:val="Hyperlink"/>
@@ -11418,7 +11418,7 @@
       <w:pgMar w:top="1440" w:right="1440" w:bottom="1440" w:left="1440" w:header="708" w:footer="708" w:gutter="0"/>
       <w:cols w:space="708"/>
       <w:docGrid w:linePitch="360"/>
-      <w:headerReference w:type="default" r:id="R404063a973b249ba"/>
+      <w:headerReference w:type="default" r:id="R83f71ec924cb4fe0"/>
     </w:sectPr>
   </w:body>
 </w:document>
@@ -11452,7 +11452,7 @@
 <file path=word/footer1.xml><?xml version="1.0" encoding="utf-8"?>
 <w:ftr xmlns:wpc="http://schemas.microsoft.com/office/word/2010/wordprocessingCanvas" xmlns:cx="http://schemas.microsoft.com/office/drawing/2014/chartex" xmlns:cx1="http://schemas.microsoft.com/office/drawing/2015/9/8/chartex" xmlns:cx2="http://schemas.microsoft.com/office/drawing/2015/10/21/chartex" xmlns:cx3="http://schemas.microsoft.com/office/drawing/2016/5/9/chartex" xmlns:cx4="http://schemas.microsoft.com/office/drawing/2016/5/10/chartex" xmlns:cx5="http://schemas.microsoft.com/office/drawing/2016/5/11/chartex" xmlns:cx6="http://schemas.microsoft.com/office/drawing/2016/5/12/chartex" xmlns:cx7="http://schemas.microsoft.com/office/drawing/2016/5/13/chartex" xmlns:cx8="http://schemas.microsoft.com/office/drawing/2016/5/14/chartex" xmlns:mc="http://schemas.openxmlformats.org/markup-compatibility/2006" xmlns:aink="http://schemas.microsoft.com/office/drawing/2016/ink" xmlns:am3d="http://schemas.microsoft.com/office/drawing/2017/model3d" xmlns:o="urn:schemas-microsoft-com:office:office" xmlns:oel="http://schemas.microsoft.com/office/2019/extlst" xmlns:r="http://schemas.openxmlformats.org/officeDocument/2006/relationships" xmlns:m="http://schemas.openxmlformats.org/officeDocument/2006/math" xmlns:v="urn:schemas-microsoft-com:vml" xmlns:wp14="http://schemas.microsoft.com/office/word/2010/wordprocessingDrawing" xmlns:wp="http://schemas.openxmlformats.org/drawingml/2006/wordprocessingDrawing" xmlns:w10="urn:schemas-microsoft-com:office:word" xmlns:w="http://schemas.openxmlformats.org/wordprocessingml/2006/main" xmlns:w14="http://schemas.microsoft.com/office/word/2010/wordml" xmlns:w15="http://schemas.microsoft.com/office/word/2012/wordml" xmlns:w16cex="http://schemas.microsoft.com/office/word/2018/wordml/cex" xmlns:w16cid="http://schemas.microsoft.com/office/word/2016/wordml/cid" xmlns:w16="http://schemas.microsoft.com/office/word/2018/wordml" xmlns:w16sdtdh="http://schemas.microsoft.com/office/word/2020/wordml/sdtdatahash" xmlns:w16se="http://schemas.microsoft.com/office/word/2015/wordml/symex" xmlns:wpg="http://schemas.microsoft.com/office/word/2010/wordprocessingGroup" xmlns:wpi="http://schemas.microsoft.com/office/word/2010/wordprocessingInk" xmlns:wne="http://schemas.microsoft.com/office/word/2006/wordml" xmlns:wps="http://schemas.microsoft.com/office/word/2010/wordprocessingShape" mc:Ignorable="w14 w15 w16se w16cid w16 w16cex w16sdtdh wp14">
   <w:p>
-    <w:hyperlink r:id="R80dbf365d1064261">
+    <w:hyperlink r:id="R413ea8e3e2434846">
       <w:r>
         <w:rPr>
           <w:rStyle w:val="Hyperlink"/>
@@ -11464,12 +11464,12 @@
     </w:hyperlink>
   </w:p>
   <w:p>
-    <w:hyperlink r:id="Rc0559da65c2b420d">
+    <w:hyperlink r:id="R2743f4a7c50048d0">
       <w:r>
         <w:rPr>
           <w:rStyle w:val="Hyperlink"/>
         </w:rPr>
-        <w:t>https://github.com/KevinOcran/ecommerce_scraper</w:t>
+        <w:t>https://github.com/KevinOcran/Sales-for-Retail-and-Food-Services</w:t>
       </w:r>
     </w:hyperlink>
   </w:p>
